--- a/Git Helper.docx
+++ b/Git Helper.docx
@@ -23,10 +23,10 @@
         <w:tblLook w:val="04A0" w:firstRow="1" w:lastRow="0" w:firstColumn="1" w:lastColumn="0" w:noHBand="0" w:noVBand="1"/>
       </w:tblPr>
       <w:tblGrid>
-        <w:gridCol w:w="1625"/>
-        <w:gridCol w:w="2484"/>
-        <w:gridCol w:w="2410"/>
-        <w:gridCol w:w="2497"/>
+        <w:gridCol w:w="2022"/>
+        <w:gridCol w:w="2316"/>
+        <w:gridCol w:w="1992"/>
+        <w:gridCol w:w="2686"/>
       </w:tblGrid>
       <w:tr>
         <w:trPr>
@@ -1740,6 +1740,582 @@
           <w:p>
             <w:r>
               <w:t>Retrieve later using git stash pop.</w:t>
+            </w:r>
+          </w:p>
+        </w:tc>
+      </w:tr>
+      <w:tr>
+        <w:trPr>
+          <w:tblCellSpacing w:w="15" w:type="dxa"/>
+        </w:trPr>
+        <w:tc>
+          <w:tcPr>
+            <w:tcW w:w="0" w:type="auto"/>
+            <w:tcBorders>
+              <w:top w:val="single" w:sz="4" w:space="0" w:color="auto"/>
+              <w:left w:val="single" w:sz="4" w:space="0" w:color="auto"/>
+              <w:bottom w:val="single" w:sz="4" w:space="0" w:color="auto"/>
+              <w:right w:val="single" w:sz="4" w:space="0" w:color="auto"/>
+            </w:tcBorders>
+            <w:vAlign w:val="center"/>
+            <w:hideMark/>
+          </w:tcPr>
+          <w:p>
+            <w:r>
+              <w:t>Command</w:t>
+            </w:r>
+          </w:p>
+        </w:tc>
+        <w:tc>
+          <w:tcPr>
+            <w:tcW w:w="0" w:type="auto"/>
+            <w:tcBorders>
+              <w:top w:val="single" w:sz="4" w:space="0" w:color="auto"/>
+              <w:left w:val="single" w:sz="4" w:space="0" w:color="auto"/>
+              <w:bottom w:val="single" w:sz="4" w:space="0" w:color="auto"/>
+              <w:right w:val="single" w:sz="4" w:space="0" w:color="auto"/>
+            </w:tcBorders>
+            <w:vAlign w:val="center"/>
+            <w:hideMark/>
+          </w:tcPr>
+          <w:p>
+            <w:r>
+              <w:t>Purpose</w:t>
+            </w:r>
+          </w:p>
+        </w:tc>
+        <w:tc>
+          <w:tcPr>
+            <w:tcW w:w="0" w:type="auto"/>
+            <w:tcBorders>
+              <w:top w:val="single" w:sz="4" w:space="0" w:color="auto"/>
+              <w:left w:val="single" w:sz="4" w:space="0" w:color="auto"/>
+              <w:bottom w:val="single" w:sz="4" w:space="0" w:color="auto"/>
+              <w:right w:val="single" w:sz="4" w:space="0" w:color="auto"/>
+            </w:tcBorders>
+            <w:vAlign w:val="center"/>
+            <w:hideMark/>
+          </w:tcPr>
+          <w:p>
+            <w:r>
+              <w:t>When should you use it?</w:t>
+            </w:r>
+          </w:p>
+        </w:tc>
+        <w:tc>
+          <w:tcPr>
+            <w:tcW w:w="0" w:type="auto"/>
+            <w:tcBorders>
+              <w:top w:val="single" w:sz="4" w:space="0" w:color="auto"/>
+              <w:left w:val="single" w:sz="4" w:space="0" w:color="auto"/>
+              <w:bottom w:val="single" w:sz="4" w:space="0" w:color="auto"/>
+              <w:right w:val="single" w:sz="4" w:space="0" w:color="auto"/>
+            </w:tcBorders>
+            <w:vAlign w:val="center"/>
+            <w:hideMark/>
+          </w:tcPr>
+          <w:p>
+            <w:r>
+              <w:t>Additional Info</w:t>
+            </w:r>
+          </w:p>
+        </w:tc>
+      </w:tr>
+      <w:tr>
+        <w:trPr>
+          <w:tblCellSpacing w:w="15" w:type="dxa"/>
+        </w:trPr>
+        <w:tc>
+          <w:tcPr>
+            <w:tcW w:w="0" w:type="auto"/>
+            <w:tcBorders>
+              <w:top w:val="single" w:sz="4" w:space="0" w:color="auto"/>
+              <w:left w:val="single" w:sz="4" w:space="0" w:color="auto"/>
+              <w:bottom w:val="single" w:sz="4" w:space="0" w:color="auto"/>
+              <w:right w:val="single" w:sz="4" w:space="0" w:color="auto"/>
+            </w:tcBorders>
+            <w:vAlign w:val="center"/>
+            <w:hideMark/>
+          </w:tcPr>
+          <w:p>
+            <w:r>
+              <w:t>git fetch origin</w:t>
+            </w:r>
+          </w:p>
+        </w:tc>
+        <w:tc>
+          <w:tcPr>
+            <w:tcW w:w="0" w:type="auto"/>
+            <w:tcBorders>
+              <w:top w:val="single" w:sz="4" w:space="0" w:color="auto"/>
+              <w:left w:val="single" w:sz="4" w:space="0" w:color="auto"/>
+              <w:bottom w:val="single" w:sz="4" w:space="0" w:color="auto"/>
+              <w:right w:val="single" w:sz="4" w:space="0" w:color="auto"/>
+            </w:tcBorders>
+            <w:vAlign w:val="center"/>
+            <w:hideMark/>
+          </w:tcPr>
+          <w:p>
+            <w:r>
+              <w:t>Downloads the latest commits, branches, and references from the remote repository without modifying your local branch or files.</w:t>
+            </w:r>
+          </w:p>
+        </w:tc>
+        <w:tc>
+          <w:tcPr>
+            <w:tcW w:w="0" w:type="auto"/>
+            <w:tcBorders>
+              <w:top w:val="single" w:sz="4" w:space="0" w:color="auto"/>
+              <w:left w:val="single" w:sz="4" w:space="0" w:color="auto"/>
+              <w:bottom w:val="single" w:sz="4" w:space="0" w:color="auto"/>
+              <w:right w:val="single" w:sz="4" w:space="0" w:color="auto"/>
+            </w:tcBorders>
+            <w:vAlign w:val="center"/>
+            <w:hideMark/>
+          </w:tcPr>
+          <w:p>
+            <w:r>
+              <w:t>Before pushing, or whenever you want to check if the remote repository has changed.</w:t>
+            </w:r>
+          </w:p>
+        </w:tc>
+        <w:tc>
+          <w:tcPr>
+            <w:tcW w:w="0" w:type="auto"/>
+            <w:tcBorders>
+              <w:top w:val="single" w:sz="4" w:space="0" w:color="auto"/>
+              <w:left w:val="single" w:sz="4" w:space="0" w:color="auto"/>
+              <w:bottom w:val="single" w:sz="4" w:space="0" w:color="auto"/>
+              <w:right w:val="single" w:sz="4" w:space="0" w:color="auto"/>
+            </w:tcBorders>
+            <w:vAlign w:val="center"/>
+            <w:hideMark/>
+          </w:tcPr>
+          <w:p>
+            <w:r>
+              <w:t>Safe command. It never changes your working files or local commits. It only updates origin/main (or other remote-tracking branches).</w:t>
+            </w:r>
+          </w:p>
+        </w:tc>
+      </w:tr>
+      <w:tr>
+        <w:trPr>
+          <w:tblCellSpacing w:w="15" w:type="dxa"/>
+        </w:trPr>
+        <w:tc>
+          <w:tcPr>
+            <w:tcW w:w="0" w:type="auto"/>
+            <w:tcBorders>
+              <w:top w:val="single" w:sz="4" w:space="0" w:color="auto"/>
+              <w:left w:val="single" w:sz="4" w:space="0" w:color="auto"/>
+              <w:bottom w:val="single" w:sz="4" w:space="0" w:color="auto"/>
+              <w:right w:val="single" w:sz="4" w:space="0" w:color="auto"/>
+            </w:tcBorders>
+            <w:vAlign w:val="center"/>
+            <w:hideMark/>
+          </w:tcPr>
+          <w:p>
+            <w:r>
+              <w:t>git log --</w:t>
+            </w:r>
+            <w:proofErr w:type="spellStart"/>
+            <w:r>
+              <w:t>oneline</w:t>
+            </w:r>
+            <w:proofErr w:type="spellEnd"/>
+            <w:r>
+              <w:t xml:space="preserve"> --graph --decorate --all -10</w:t>
+            </w:r>
+          </w:p>
+        </w:tc>
+        <w:tc>
+          <w:tcPr>
+            <w:tcW w:w="0" w:type="auto"/>
+            <w:tcBorders>
+              <w:top w:val="single" w:sz="4" w:space="0" w:color="auto"/>
+              <w:left w:val="single" w:sz="4" w:space="0" w:color="auto"/>
+              <w:bottom w:val="single" w:sz="4" w:space="0" w:color="auto"/>
+              <w:right w:val="single" w:sz="4" w:space="0" w:color="auto"/>
+            </w:tcBorders>
+            <w:vAlign w:val="center"/>
+            <w:hideMark/>
+          </w:tcPr>
+          <w:p>
+            <w:r>
+              <w:t>Displays the last 10 commits from all branches in a compact graph.</w:t>
+            </w:r>
+          </w:p>
+        </w:tc>
+        <w:tc>
+          <w:tcPr>
+            <w:tcW w:w="0" w:type="auto"/>
+            <w:tcBorders>
+              <w:top w:val="single" w:sz="4" w:space="0" w:color="auto"/>
+              <w:left w:val="single" w:sz="4" w:space="0" w:color="auto"/>
+              <w:bottom w:val="single" w:sz="4" w:space="0" w:color="auto"/>
+              <w:right w:val="single" w:sz="4" w:space="0" w:color="auto"/>
+            </w:tcBorders>
+            <w:vAlign w:val="center"/>
+            <w:hideMark/>
+          </w:tcPr>
+          <w:p>
+            <w:r>
+              <w:t>To visualize commit history and understand branch divergence or merges.</w:t>
+            </w:r>
+          </w:p>
+        </w:tc>
+        <w:tc>
+          <w:tcPr>
+            <w:tcW w:w="0" w:type="auto"/>
+            <w:tcBorders>
+              <w:top w:val="single" w:sz="4" w:space="0" w:color="auto"/>
+              <w:left w:val="single" w:sz="4" w:space="0" w:color="auto"/>
+              <w:bottom w:val="single" w:sz="4" w:space="0" w:color="auto"/>
+              <w:right w:val="single" w:sz="4" w:space="0" w:color="auto"/>
+            </w:tcBorders>
+            <w:vAlign w:val="center"/>
+            <w:hideMark/>
+          </w:tcPr>
+          <w:p>
+            <w:r>
+              <w:t>--graph draws the commit tree, --decorate shows branch/tag names, --all includes all branches.</w:t>
+            </w:r>
+          </w:p>
+        </w:tc>
+      </w:tr>
+      <w:tr>
+        <w:trPr>
+          <w:tblCellSpacing w:w="15" w:type="dxa"/>
+        </w:trPr>
+        <w:tc>
+          <w:tcPr>
+            <w:tcW w:w="0" w:type="auto"/>
+            <w:tcBorders>
+              <w:top w:val="single" w:sz="4" w:space="0" w:color="auto"/>
+              <w:left w:val="single" w:sz="4" w:space="0" w:color="auto"/>
+              <w:bottom w:val="single" w:sz="4" w:space="0" w:color="auto"/>
+              <w:right w:val="single" w:sz="4" w:space="0" w:color="auto"/>
+            </w:tcBorders>
+            <w:vAlign w:val="center"/>
+            <w:hideMark/>
+          </w:tcPr>
+          <w:p>
+            <w:r>
+              <w:t>git log --</w:t>
+            </w:r>
+            <w:proofErr w:type="spellStart"/>
+            <w:r>
+              <w:t>oneline</w:t>
+            </w:r>
+            <w:proofErr w:type="spellEnd"/>
+            <w:r>
+              <w:t xml:space="preserve"> --left-right HEAD...origin/main</w:t>
+            </w:r>
+          </w:p>
+        </w:tc>
+        <w:tc>
+          <w:tcPr>
+            <w:tcW w:w="0" w:type="auto"/>
+            <w:tcBorders>
+              <w:top w:val="single" w:sz="4" w:space="0" w:color="auto"/>
+              <w:left w:val="single" w:sz="4" w:space="0" w:color="auto"/>
+              <w:bottom w:val="single" w:sz="4" w:space="0" w:color="auto"/>
+              <w:right w:val="single" w:sz="4" w:space="0" w:color="auto"/>
+            </w:tcBorders>
+            <w:vAlign w:val="center"/>
+            <w:hideMark/>
+          </w:tcPr>
+          <w:p>
+            <w:r>
+              <w:t>Compares commits that exist only in your local branch and only in the remote branch.</w:t>
+            </w:r>
+          </w:p>
+        </w:tc>
+        <w:tc>
+          <w:tcPr>
+            <w:tcW w:w="0" w:type="auto"/>
+            <w:tcBorders>
+              <w:top w:val="single" w:sz="4" w:space="0" w:color="auto"/>
+              <w:left w:val="single" w:sz="4" w:space="0" w:color="auto"/>
+              <w:bottom w:val="single" w:sz="4" w:space="0" w:color="auto"/>
+              <w:right w:val="single" w:sz="4" w:space="0" w:color="auto"/>
+            </w:tcBorders>
+            <w:vAlign w:val="center"/>
+            <w:hideMark/>
+          </w:tcPr>
+          <w:p>
+            <w:r>
+              <w:t>When git status says your branches have diverged.</w:t>
+            </w:r>
+          </w:p>
+        </w:tc>
+        <w:tc>
+          <w:tcPr>
+            <w:tcW w:w="0" w:type="auto"/>
+            <w:tcBorders>
+              <w:top w:val="single" w:sz="4" w:space="0" w:color="auto"/>
+              <w:left w:val="single" w:sz="4" w:space="0" w:color="auto"/>
+              <w:bottom w:val="single" w:sz="4" w:space="0" w:color="auto"/>
+              <w:right w:val="single" w:sz="4" w:space="0" w:color="auto"/>
+            </w:tcBorders>
+            <w:vAlign w:val="center"/>
+            <w:hideMark/>
+          </w:tcPr>
+          <w:p>
+            <w:r>
+              <w:t>&lt; = commits only in your local branch. &gt; = commits only in the remote branch.</w:t>
+            </w:r>
+          </w:p>
+        </w:tc>
+      </w:tr>
+      <w:tr>
+        <w:trPr>
+          <w:tblCellSpacing w:w="15" w:type="dxa"/>
+        </w:trPr>
+        <w:tc>
+          <w:tcPr>
+            <w:tcW w:w="0" w:type="auto"/>
+            <w:tcBorders>
+              <w:top w:val="single" w:sz="4" w:space="0" w:color="auto"/>
+              <w:left w:val="single" w:sz="4" w:space="0" w:color="auto"/>
+              <w:bottom w:val="single" w:sz="4" w:space="0" w:color="auto"/>
+              <w:right w:val="single" w:sz="4" w:space="0" w:color="auto"/>
+            </w:tcBorders>
+            <w:vAlign w:val="center"/>
+            <w:hideMark/>
+          </w:tcPr>
+          <w:p>
+            <w:r>
+              <w:t>git pull --rebase origin main</w:t>
+            </w:r>
+          </w:p>
+        </w:tc>
+        <w:tc>
+          <w:tcPr>
+            <w:tcW w:w="0" w:type="auto"/>
+            <w:tcBorders>
+              <w:top w:val="single" w:sz="4" w:space="0" w:color="auto"/>
+              <w:left w:val="single" w:sz="4" w:space="0" w:color="auto"/>
+              <w:bottom w:val="single" w:sz="4" w:space="0" w:color="auto"/>
+              <w:right w:val="single" w:sz="4" w:space="0" w:color="auto"/>
+            </w:tcBorders>
+            <w:vAlign w:val="center"/>
+            <w:hideMark/>
+          </w:tcPr>
+          <w:p>
+            <w:r>
+              <w:t>Fetches the latest changes from origin/main and reapplies your local commits on top of them.</w:t>
+            </w:r>
+          </w:p>
+        </w:tc>
+        <w:tc>
+          <w:tcPr>
+            <w:tcW w:w="0" w:type="auto"/>
+            <w:tcBorders>
+              <w:top w:val="single" w:sz="4" w:space="0" w:color="auto"/>
+              <w:left w:val="single" w:sz="4" w:space="0" w:color="auto"/>
+              <w:bottom w:val="single" w:sz="4" w:space="0" w:color="auto"/>
+              <w:right w:val="single" w:sz="4" w:space="0" w:color="auto"/>
+            </w:tcBorders>
+            <w:vAlign w:val="center"/>
+            <w:hideMark/>
+          </w:tcPr>
+          <w:p>
+            <w:r>
+              <w:t>When both you and the remote have new commits, and you want a clean linear history.</w:t>
+            </w:r>
+          </w:p>
+        </w:tc>
+        <w:tc>
+          <w:tcPr>
+            <w:tcW w:w="0" w:type="auto"/>
+            <w:tcBorders>
+              <w:top w:val="single" w:sz="4" w:space="0" w:color="auto"/>
+              <w:left w:val="single" w:sz="4" w:space="0" w:color="auto"/>
+              <w:bottom w:val="single" w:sz="4" w:space="0" w:color="auto"/>
+              <w:right w:val="single" w:sz="4" w:space="0" w:color="auto"/>
+            </w:tcBorders>
+            <w:vAlign w:val="center"/>
+            <w:hideMark/>
+          </w:tcPr>
+          <w:p>
+            <w:r>
+              <w:t>Preferred over a merge for personal projects because it avoids unnecessary merge commits. May require conflict resolution.</w:t>
+            </w:r>
+          </w:p>
+        </w:tc>
+      </w:tr>
+      <w:tr>
+        <w:trPr>
+          <w:tblCellSpacing w:w="15" w:type="dxa"/>
+        </w:trPr>
+        <w:tc>
+          <w:tcPr>
+            <w:tcW w:w="0" w:type="auto"/>
+            <w:tcBorders>
+              <w:top w:val="single" w:sz="4" w:space="0" w:color="auto"/>
+              <w:left w:val="single" w:sz="4" w:space="0" w:color="auto"/>
+              <w:bottom w:val="single" w:sz="4" w:space="0" w:color="auto"/>
+              <w:right w:val="single" w:sz="4" w:space="0" w:color="auto"/>
+            </w:tcBorders>
+            <w:vAlign w:val="center"/>
+            <w:hideMark/>
+          </w:tcPr>
+          <w:p>
+            <w:proofErr w:type="gramStart"/>
+            <w:r>
+              <w:t>git</w:t>
+            </w:r>
+            <w:proofErr w:type="gramEnd"/>
+            <w:r>
+              <w:t xml:space="preserve"> rebase --continue</w:t>
+            </w:r>
+          </w:p>
+        </w:tc>
+        <w:tc>
+          <w:tcPr>
+            <w:tcW w:w="0" w:type="auto"/>
+            <w:tcBorders>
+              <w:top w:val="single" w:sz="4" w:space="0" w:color="auto"/>
+              <w:left w:val="single" w:sz="4" w:space="0" w:color="auto"/>
+              <w:bottom w:val="single" w:sz="4" w:space="0" w:color="auto"/>
+              <w:right w:val="single" w:sz="4" w:space="0" w:color="auto"/>
+            </w:tcBorders>
+            <w:vAlign w:val="center"/>
+            <w:hideMark/>
+          </w:tcPr>
+          <w:p>
+            <w:r>
+              <w:t>Continues a paused rebase after you've resolved merge conflicts.</w:t>
+            </w:r>
+          </w:p>
+        </w:tc>
+        <w:tc>
+          <w:tcPr>
+            <w:tcW w:w="0" w:type="auto"/>
+            <w:tcBorders>
+              <w:top w:val="single" w:sz="4" w:space="0" w:color="auto"/>
+              <w:left w:val="single" w:sz="4" w:space="0" w:color="auto"/>
+              <w:bottom w:val="single" w:sz="4" w:space="0" w:color="auto"/>
+              <w:right w:val="single" w:sz="4" w:space="0" w:color="auto"/>
+            </w:tcBorders>
+            <w:vAlign w:val="center"/>
+            <w:hideMark/>
+          </w:tcPr>
+          <w:p>
+            <w:r>
+              <w:t>Only when git pull --rebase stops due to conflicts.</w:t>
+            </w:r>
+          </w:p>
+        </w:tc>
+        <w:tc>
+          <w:tcPr>
+            <w:tcW w:w="0" w:type="auto"/>
+            <w:tcBorders>
+              <w:top w:val="single" w:sz="4" w:space="0" w:color="auto"/>
+              <w:left w:val="single" w:sz="4" w:space="0" w:color="auto"/>
+              <w:bottom w:val="single" w:sz="4" w:space="0" w:color="auto"/>
+              <w:right w:val="single" w:sz="4" w:space="0" w:color="auto"/>
+            </w:tcBorders>
+            <w:vAlign w:val="center"/>
+            <w:hideMark/>
+          </w:tcPr>
+          <w:p>
+            <w:r>
+              <w:t>Before running this, resolve the conflicts and stage the resolved files using git add.</w:t>
+            </w:r>
+          </w:p>
+        </w:tc>
+      </w:tr>
+      <w:tr>
+        <w:trPr>
+          <w:tblCellSpacing w:w="15" w:type="dxa"/>
+        </w:trPr>
+        <w:tc>
+          <w:tcPr>
+            <w:tcW w:w="0" w:type="auto"/>
+            <w:tcBorders>
+              <w:top w:val="single" w:sz="4" w:space="0" w:color="auto"/>
+              <w:left w:val="single" w:sz="4" w:space="0" w:color="auto"/>
+              <w:bottom w:val="single" w:sz="4" w:space="0" w:color="auto"/>
+              <w:right w:val="single" w:sz="4" w:space="0" w:color="auto"/>
+            </w:tcBorders>
+            <w:vAlign w:val="center"/>
+            <w:hideMark/>
+          </w:tcPr>
+          <w:p>
+            <w:r>
+              <w:t>git show --stat --</w:t>
+            </w:r>
+            <w:proofErr w:type="spellStart"/>
+            <w:r>
+              <w:t>oneline</w:t>
+            </w:r>
+            <w:proofErr w:type="spellEnd"/>
+            <w:r>
+              <w:t xml:space="preserve"> &lt;commit-hash&gt;</w:t>
+            </w:r>
+          </w:p>
+        </w:tc>
+        <w:tc>
+          <w:tcPr>
+            <w:tcW w:w="0" w:type="auto"/>
+            <w:tcBorders>
+              <w:top w:val="single" w:sz="4" w:space="0" w:color="auto"/>
+              <w:left w:val="single" w:sz="4" w:space="0" w:color="auto"/>
+              <w:bottom w:val="single" w:sz="4" w:space="0" w:color="auto"/>
+              <w:right w:val="single" w:sz="4" w:space="0" w:color="auto"/>
+            </w:tcBorders>
+            <w:vAlign w:val="center"/>
+            <w:hideMark/>
+          </w:tcPr>
+          <w:p>
+            <w:r>
+              <w:t>Displays information about a specific commit and the files it changed.</w:t>
+            </w:r>
+          </w:p>
+        </w:tc>
+        <w:tc>
+          <w:tcPr>
+            <w:tcW w:w="0" w:type="auto"/>
+            <w:tcBorders>
+              <w:top w:val="single" w:sz="4" w:space="0" w:color="auto"/>
+              <w:left w:val="single" w:sz="4" w:space="0" w:color="auto"/>
+              <w:bottom w:val="single" w:sz="4" w:space="0" w:color="auto"/>
+              <w:right w:val="single" w:sz="4" w:space="0" w:color="auto"/>
+            </w:tcBorders>
+            <w:vAlign w:val="center"/>
+            <w:hideMark/>
+          </w:tcPr>
+          <w:p>
+            <w:r>
+              <w:t>To inspect a commit before merging or rebasing.</w:t>
+            </w:r>
+          </w:p>
+        </w:tc>
+        <w:tc>
+          <w:tcPr>
+            <w:tcW w:w="0" w:type="auto"/>
+            <w:tcBorders>
+              <w:top w:val="single" w:sz="4" w:space="0" w:color="auto"/>
+              <w:left w:val="single" w:sz="4" w:space="0" w:color="auto"/>
+              <w:bottom w:val="single" w:sz="4" w:space="0" w:color="auto"/>
+              <w:right w:val="single" w:sz="4" w:space="0" w:color="auto"/>
+            </w:tcBorders>
+            <w:vAlign w:val="center"/>
+            <w:hideMark/>
+          </w:tcPr>
+          <w:p>
+            <w:r>
+              <w:t>Example: git show --stat --</w:t>
+            </w:r>
+            <w:proofErr w:type="spellStart"/>
+            <w:r>
+              <w:t>oneline</w:t>
+            </w:r>
+            <w:proofErr w:type="spellEnd"/>
+            <w:r>
+              <w:t xml:space="preserve"> 476f55a shows the commit message and a summary of file changes.</w:t>
             </w:r>
           </w:p>
         </w:tc>
@@ -2603,6 +3179,7 @@
   <w:style w:type="character" w:default="1" w:styleId="DefaultParagraphFont">
     <w:name w:val="Default Paragraph Font"/>
     <w:uiPriority w:val="1"/>
+    <w:semiHidden/>
     <w:unhideWhenUsed/>
   </w:style>
   <w:style w:type="table" w:default="1" w:styleId="TableNormal">
@@ -2956,6 +3533,30 @@
       <w:spacing w:val="5"/>
     </w:rPr>
   </w:style>
+  <w:style w:type="character" w:styleId="HTMLCode">
+    <w:name w:val="HTML Code"/>
+    <w:basedOn w:val="DefaultParagraphFont"/>
+    <w:uiPriority w:val="99"/>
+    <w:semiHidden/>
+    <w:unhideWhenUsed/>
+    <w:rsid w:val="00B81EDE"/>
+    <w:rPr>
+      <w:rFonts w:ascii="Courier New" w:eastAsia="Times New Roman" w:hAnsi="Courier New" w:cs="Courier New"/>
+      <w:sz w:val="20"/>
+      <w:szCs w:val="20"/>
+    </w:rPr>
+  </w:style>
+  <w:style w:type="character" w:styleId="Strong">
+    <w:name w:val="Strong"/>
+    <w:basedOn w:val="DefaultParagraphFont"/>
+    <w:uiPriority w:val="22"/>
+    <w:qFormat/>
+    <w:rsid w:val="00B81EDE"/>
+    <w:rPr>
+      <w:b/>
+      <w:bCs/>
+    </w:rPr>
+  </w:style>
 </w:styles>
 </file>
 
